--- a/D602/Task 3/D602 Task 3.docx
+++ b/D602/Task 3/D602 Task 3.docx
@@ -441,15 +441,7 @@
       </w:r>
       <w:proofErr w:type="spellEnd"/>
       <w:r>
-        <w:t>, D., Kühl, N., &amp; Hirschl, S. (2023). Machine learning operations (</w:t>
-      </w:r>
-      <w:proofErr w:type="spellStart"/>
-      <w:r>
-        <w:t>MLOps</w:t>
-      </w:r>
-      <w:proofErr w:type="spellEnd"/>
-      <w:r>
-        <w:t xml:space="preserve">): Overview, definition, and architecture. </w:t>
+        <w:t xml:space="preserve">, D., Kühl, N., &amp; Hirschl, S. (2023). Machine learning operations (MLOps): Overview, definition, and architecture. </w:t>
       </w:r>
       <w:r>
         <w:rPr>
@@ -1332,6 +1324,7 @@
   <w:style w:type="character" w:default="1" w:styleId="DefaultParagraphFont">
     <w:name w:val="Default Paragraph Font"/>
     <w:uiPriority w:val="1"/>
+    <w:semiHidden/>
     <w:unhideWhenUsed/>
   </w:style>
   <w:style w:type="table" w:default="1" w:styleId="TableNormal">
@@ -1987,21 +1980,6 @@
 </file>
 
 <file path=customXml/item1.xml><?xml version="1.0" encoding="utf-8"?>
-<p:properties xmlns:p="http://schemas.microsoft.com/office/2006/metadata/properties" xmlns:xsi="http://www.w3.org/2001/XMLSchema-instance" xmlns:pc="http://schemas.microsoft.com/office/infopath/2007/PartnerControls">
-  <documentManagement/>
-</p:properties>
-</file>
-
-<file path=customXml/item2.xml><?xml version="1.0" encoding="utf-8"?>
-<?mso-contentType ?>
-<FormTemplates xmlns="http://schemas.microsoft.com/sharepoint/v3/contenttype/forms">
-  <Display>DocumentLibraryForm</Display>
-  <Edit>DocumentLibraryForm</Edit>
-  <New>DocumentLibraryForm</New>
-</FormTemplates>
-</file>
-
-<file path=customXml/item3.xml><?xml version="1.0" encoding="utf-8"?>
 <ct:contentTypeSchema xmlns:ct="http://schemas.microsoft.com/office/2006/metadata/contentType" xmlns:ma="http://schemas.microsoft.com/office/2006/metadata/properties/metaAttributes" ct:_="" ma:_="" ma:contentTypeName="Document" ma:contentTypeID="0x0101009D8F5F201B9FDE40AD43568A9F2705C0" ma:contentTypeVersion="5" ma:contentTypeDescription="Create a new document." ma:contentTypeScope="" ma:versionID="c86367803d938676b006b1c74e9711e9">
   <xsd:schema xmlns:xsd="http://www.w3.org/2001/XMLSchema" xmlns:xs="http://www.w3.org/2001/XMLSchema" xmlns:p="http://schemas.microsoft.com/office/2006/metadata/properties" xmlns:ns3="93902bf8-d414-4412-8050-631f696a8f9d" targetNamespace="http://schemas.microsoft.com/office/2006/metadata/properties" ma:root="true" ma:fieldsID="289beb527dfd1838dd50cc72ad031aff" ns3:_="">
     <xsd:import namespace="93902bf8-d414-4412-8050-631f696a8f9d"/>
@@ -2151,31 +2129,22 @@
 </ct:contentTypeSchema>
 </file>
 
-<file path=customXml/itemProps1.xml><?xml version="1.0" encoding="utf-8"?>
-<ds:datastoreItem xmlns:ds="http://schemas.openxmlformats.org/officeDocument/2006/customXml" ds:itemID="{0A342706-51AB-4EF0-AC3B-7FF30BF1B6D8}">
-  <ds:schemaRefs>
-    <ds:schemaRef ds:uri="http://schemas.microsoft.com/office/2006/metadata/properties"/>
-    <ds:schemaRef ds:uri="93902bf8-d414-4412-8050-631f696a8f9d"/>
-    <ds:schemaRef ds:uri="http://purl.org/dc/dcmitype/"/>
-    <ds:schemaRef ds:uri="http://www.w3.org/XML/1998/namespace"/>
-    <ds:schemaRef ds:uri="http://schemas.microsoft.com/office/2006/documentManagement/types"/>
-    <ds:schemaRef ds:uri="http://schemas.microsoft.com/office/infopath/2007/PartnerControls"/>
-    <ds:schemaRef ds:uri="http://schemas.openxmlformats.org/package/2006/metadata/core-properties"/>
-    <ds:schemaRef ds:uri="http://purl.org/dc/terms/"/>
-    <ds:schemaRef ds:uri="http://purl.org/dc/elements/1.1/"/>
-  </ds:schemaRefs>
-</ds:datastoreItem>
+<file path=customXml/item2.xml><?xml version="1.0" encoding="utf-8"?>
+<?mso-contentType ?>
+<FormTemplates xmlns="http://schemas.microsoft.com/sharepoint/v3/contenttype/forms">
+  <Display>DocumentLibraryForm</Display>
+  <Edit>DocumentLibraryForm</Edit>
+  <New>DocumentLibraryForm</New>
+</FormTemplates>
 </file>
 
-<file path=customXml/itemProps2.xml><?xml version="1.0" encoding="utf-8"?>
-<ds:datastoreItem xmlns:ds="http://schemas.openxmlformats.org/officeDocument/2006/customXml" ds:itemID="{A1263FA0-B952-4770-A5A1-5D9FDEA26DBF}">
-  <ds:schemaRefs>
-    <ds:schemaRef ds:uri="http://schemas.microsoft.com/sharepoint/v3/contenttype/forms"/>
-  </ds:schemaRefs>
-</ds:datastoreItem>
+<file path=customXml/item3.xml><?xml version="1.0" encoding="utf-8"?>
+<p:properties xmlns:p="http://schemas.microsoft.com/office/2006/metadata/properties" xmlns:xsi="http://www.w3.org/2001/XMLSchema-instance" xmlns:pc="http://schemas.microsoft.com/office/infopath/2007/PartnerControls">
+  <documentManagement/>
+</p:properties>
 </file>
 
-<file path=customXml/itemProps3.xml><?xml version="1.0" encoding="utf-8"?>
+<file path=customXml/itemProps1.xml><?xml version="1.0" encoding="utf-8"?>
 <ds:datastoreItem xmlns:ds="http://schemas.openxmlformats.org/officeDocument/2006/customXml" ds:itemID="{7F2D06B0-7106-4D0B-8A2A-A672E2ADB904}">
   <ds:schemaRefs>
     <ds:schemaRef ds:uri="http://schemas.microsoft.com/office/2006/metadata/contentType"/>
@@ -2193,6 +2162,23 @@
 </ds:datastoreItem>
 </file>
 
+<file path=customXml/itemProps2.xml><?xml version="1.0" encoding="utf-8"?>
+<ds:datastoreItem xmlns:ds="http://schemas.openxmlformats.org/officeDocument/2006/customXml" ds:itemID="{A1263FA0-B952-4770-A5A1-5D9FDEA26DBF}">
+  <ds:schemaRefs>
+    <ds:schemaRef ds:uri="http://schemas.microsoft.com/sharepoint/v3/contenttype/forms"/>
+  </ds:schemaRefs>
+</ds:datastoreItem>
+</file>
+
+<file path=customXml/itemProps3.xml><?xml version="1.0" encoding="utf-8"?>
+<ds:datastoreItem xmlns:ds="http://schemas.openxmlformats.org/officeDocument/2006/customXml" ds:itemID="{0A342706-51AB-4EF0-AC3B-7FF30BF1B6D8}">
+  <ds:schemaRefs>
+    <ds:schemaRef ds:uri="http://schemas.microsoft.com/office/2006/metadata/properties"/>
+    <ds:schemaRef ds:uri="http://schemas.microsoft.com/office/infopath/2007/PartnerControls"/>
+  </ds:schemaRefs>
+</ds:datastoreItem>
+</file>
+
 <file path=docMetadata/LabelInfo.xml><?xml version="1.0" encoding="utf-8"?>
 <clbl:labelList xmlns:clbl="http://schemas.microsoft.com/office/2020/mipLabelMetadata">
   <clbl:label id="{cfa792cf-7768-4341-8857-81754c2afa1f}" enabled="0" method="" siteId="{cfa792cf-7768-4341-8857-81754c2afa1f}" removed="1"/>

--- a/D602/Task 3/D602 Task 3.docx
+++ b/D602/Task 3/D602 Task 3.docx
@@ -26,7 +26,19 @@
         <w:t xml:space="preserve">The API </w:t>
       </w:r>
       <w:r>
-        <w:t xml:space="preserve">that I used was built using the FastAPI framework in Python and deployed using a Docker container with a Uvicorn web server. </w:t>
+        <w:t xml:space="preserve">that I used was built using the FastAPI framework in Python </w:t>
+      </w:r>
+      <w:r>
+        <w:t xml:space="preserve">(FastAPI, 2026) </w:t>
+      </w:r>
+      <w:r>
+        <w:t>and deployed using a Docker container with a Uvicorn web server</w:t>
+      </w:r>
+      <w:r>
+        <w:t xml:space="preserve"> (Uvicorn, 2026)</w:t>
+      </w:r>
+      <w:r>
+        <w:t xml:space="preserve">. </w:t>
       </w:r>
       <w:r>
         <w:t xml:space="preserve">The API </w:t>
@@ -108,7 +120,13 @@
         <w:t>for production and here are some of the new things added, Pydantic response models were added to enforce consistent JSON schema and provide automatic documentation in FastAP</w:t>
       </w:r>
       <w:r>
-        <w:t xml:space="preserve">I interface. Next, the model was wrapped in a try and except block with </w:t>
+        <w:t>I interface</w:t>
+      </w:r>
+      <w:r>
+        <w:t xml:space="preserve"> (FastAPI, 2026)</w:t>
+      </w:r>
+      <w:r>
+        <w:t xml:space="preserve">. Next, the model was wrapped in a try and except block with </w:t>
       </w:r>
       <w:r>
         <w:t xml:space="preserve">a model loaded flag, this allows the API to start even if the model file is missing and return a 503 </w:t>
@@ -142,14 +160,20 @@
         <w:t xml:space="preserve">I wrote them using the pytest framework and FastAPI’s built in TestClient, which allows HTTPS requests to be sent to the API without requiring a running server. </w:t>
       </w:r>
       <w:r>
-        <w:t>The unit test mock library was used to mock the model, polynomial trans</w:t>
-      </w:r>
-      <w:r>
-        <w:t xml:space="preserve">former, and airport encoding, this ensures tests run reliably in any </w:t>
+        <w:t xml:space="preserve">The unit test mock library was used to mock the model, </w:t>
       </w:r>
       <w:r>
         <w:lastRenderedPageBreak/>
-        <w:t xml:space="preserve">environment. For version 1 </w:t>
+        <w:t>polynomial trans</w:t>
+      </w:r>
+      <w:r>
+        <w:t>former, and airport encoding, this ensures tests run reliably in any environment</w:t>
+      </w:r>
+      <w:r>
+        <w:t xml:space="preserve"> (Sale, 2014)</w:t>
+      </w:r>
+      <w:r>
+        <w:t xml:space="preserve">. For version 1 </w:t>
       </w:r>
       <w:r>
         <w:t>there are 14 tests covered and here is a breakdown on what the test were:</w:t>
@@ -264,6 +288,9 @@
         <w:t>Next, I copied and installed everything from the requirements text file using pip, followed by all the projects files including the model artifacts and API scripts. Port 8000 was exposed and Uvicorn was configured as the web server</w:t>
       </w:r>
       <w:r>
+        <w:t xml:space="preserve"> (Uvicorn, 2026)</w:t>
+      </w:r>
+      <w:r>
         <w:t xml:space="preserve">. </w:t>
       </w:r>
     </w:p>
@@ -311,14 +338,14 @@
         <w:t>however,</w:t>
       </w:r>
       <w:r>
-        <w:t xml:space="preserve"> the Ridge regression model expected 90 features. </w:t>
-      </w:r>
-      <w:r>
-        <w:t xml:space="preserve">After, trying to figure out the problem I noticed that the Task 2 training </w:t>
+        <w:t xml:space="preserve"> the Ridge regression model </w:t>
       </w:r>
       <w:r>
         <w:lastRenderedPageBreak/>
-        <w:t>used a different airport_encoding.json file with 87 airports</w:t>
+        <w:t xml:space="preserve">expected 90 features. </w:t>
+      </w:r>
+      <w:r>
+        <w:t>After, trying to figure out the problem I noticed that the Task 2 training used a different airport_encoding.json file with 87 airports</w:t>
       </w:r>
       <w:r>
         <w:t xml:space="preserve">, so the solution I came up with was to copy the correct airport_encoding.json </w:t>
@@ -378,7 +405,7 @@
         <w:t xml:space="preserve"> text file</w:t>
       </w:r>
       <w:r>
-        <w:t xml:space="preserve">. </w:t>
+        <w:t xml:space="preserve"> (Kreuzberger, 2023). </w:t>
       </w:r>
     </w:p>
     <w:p>
@@ -388,7 +415,13 @@
     </w:p>
     <w:p>
       <w:r>
-        <w:t xml:space="preserve">FastAPI. (2024). FastAPI documentation. </w:t>
+        <w:t>FastAPI. (202</w:t>
+      </w:r>
+      <w:r>
+        <w:t>6</w:t>
+      </w:r>
+      <w:r>
+        <w:t xml:space="preserve">). FastAPI documentation. </w:t>
       </w:r>
       <w:hyperlink r:id="rId8" w:history="1">
         <w:r>
@@ -401,7 +434,13 @@
     </w:p>
     <w:p>
       <w:r>
-        <w:t>Uvicorn. (2024). Uvicorn documentation. https://www.uvicorn.org </w:t>
+        <w:t>Uvicorn. (202</w:t>
+      </w:r>
+      <w:r>
+        <w:t>6</w:t>
+      </w:r>
+      <w:r>
+        <w:t>). Uvicorn documentation. https://www.uvicorn.org </w:t>
       </w:r>
     </w:p>
     <w:p>
@@ -435,13 +474,8 @@
       </w:r>
     </w:p>
     <w:p>
-      <w:proofErr w:type="spellStart"/>
-      <w:r>
-        <w:t>Kreuzberger</w:t>
-      </w:r>
-      <w:proofErr w:type="spellEnd"/>
-      <w:r>
-        <w:t xml:space="preserve">, D., Kühl, N., &amp; Hirschl, S. (2023). Machine learning operations (MLOps): Overview, definition, and architecture. </w:t>
+      <w:r>
+        <w:t xml:space="preserve">Kreuzberger, D., Kühl, N., &amp; Hirschl, S. (2023). Machine learning operations (MLOps): Overview, definition, and architecture. </w:t>
       </w:r>
       <w:r>
         <w:rPr>
@@ -1980,6 +2014,21 @@
 </file>
 
 <file path=customXml/item1.xml><?xml version="1.0" encoding="utf-8"?>
+<p:properties xmlns:p="http://schemas.microsoft.com/office/2006/metadata/properties" xmlns:xsi="http://www.w3.org/2001/XMLSchema-instance" xmlns:pc="http://schemas.microsoft.com/office/infopath/2007/PartnerControls">
+  <documentManagement/>
+</p:properties>
+</file>
+
+<file path=customXml/item2.xml><?xml version="1.0" encoding="utf-8"?>
+<?mso-contentType ?>
+<FormTemplates xmlns="http://schemas.microsoft.com/sharepoint/v3/contenttype/forms">
+  <Display>DocumentLibraryForm</Display>
+  <Edit>DocumentLibraryForm</Edit>
+  <New>DocumentLibraryForm</New>
+</FormTemplates>
+</file>
+
+<file path=customXml/item3.xml><?xml version="1.0" encoding="utf-8"?>
 <ct:contentTypeSchema xmlns:ct="http://schemas.microsoft.com/office/2006/metadata/contentType" xmlns:ma="http://schemas.microsoft.com/office/2006/metadata/properties/metaAttributes" ct:_="" ma:_="" ma:contentTypeName="Document" ma:contentTypeID="0x0101009D8F5F201B9FDE40AD43568A9F2705C0" ma:contentTypeVersion="5" ma:contentTypeDescription="Create a new document." ma:contentTypeScope="" ma:versionID="c86367803d938676b006b1c74e9711e9">
   <xsd:schema xmlns:xsd="http://www.w3.org/2001/XMLSchema" xmlns:xs="http://www.w3.org/2001/XMLSchema" xmlns:p="http://schemas.microsoft.com/office/2006/metadata/properties" xmlns:ns3="93902bf8-d414-4412-8050-631f696a8f9d" targetNamespace="http://schemas.microsoft.com/office/2006/metadata/properties" ma:root="true" ma:fieldsID="289beb527dfd1838dd50cc72ad031aff" ns3:_="">
     <xsd:import namespace="93902bf8-d414-4412-8050-631f696a8f9d"/>
@@ -2129,22 +2178,24 @@
 </ct:contentTypeSchema>
 </file>
 
-<file path=customXml/item2.xml><?xml version="1.0" encoding="utf-8"?>
-<?mso-contentType ?>
-<FormTemplates xmlns="http://schemas.microsoft.com/sharepoint/v3/contenttype/forms">
-  <Display>DocumentLibraryForm</Display>
-  <Edit>DocumentLibraryForm</Edit>
-  <New>DocumentLibraryForm</New>
-</FormTemplates>
+<file path=customXml/itemProps1.xml><?xml version="1.0" encoding="utf-8"?>
+<ds:datastoreItem xmlns:ds="http://schemas.openxmlformats.org/officeDocument/2006/customXml" ds:itemID="{0A342706-51AB-4EF0-AC3B-7FF30BF1B6D8}">
+  <ds:schemaRefs>
+    <ds:schemaRef ds:uri="http://schemas.microsoft.com/office/2006/metadata/properties"/>
+    <ds:schemaRef ds:uri="http://schemas.microsoft.com/office/infopath/2007/PartnerControls"/>
+  </ds:schemaRefs>
+</ds:datastoreItem>
 </file>
 
-<file path=customXml/item3.xml><?xml version="1.0" encoding="utf-8"?>
-<p:properties xmlns:p="http://schemas.microsoft.com/office/2006/metadata/properties" xmlns:xsi="http://www.w3.org/2001/XMLSchema-instance" xmlns:pc="http://schemas.microsoft.com/office/infopath/2007/PartnerControls">
-  <documentManagement/>
-</p:properties>
+<file path=customXml/itemProps2.xml><?xml version="1.0" encoding="utf-8"?>
+<ds:datastoreItem xmlns:ds="http://schemas.openxmlformats.org/officeDocument/2006/customXml" ds:itemID="{A1263FA0-B952-4770-A5A1-5D9FDEA26DBF}">
+  <ds:schemaRefs>
+    <ds:schemaRef ds:uri="http://schemas.microsoft.com/sharepoint/v3/contenttype/forms"/>
+  </ds:schemaRefs>
+</ds:datastoreItem>
 </file>
 
-<file path=customXml/itemProps1.xml><?xml version="1.0" encoding="utf-8"?>
+<file path=customXml/itemProps3.xml><?xml version="1.0" encoding="utf-8"?>
 <ds:datastoreItem xmlns:ds="http://schemas.openxmlformats.org/officeDocument/2006/customXml" ds:itemID="{7F2D06B0-7106-4D0B-8A2A-A672E2ADB904}">
   <ds:schemaRefs>
     <ds:schemaRef ds:uri="http://schemas.microsoft.com/office/2006/metadata/contentType"/>
@@ -2162,23 +2213,6 @@
 </ds:datastoreItem>
 </file>
 
-<file path=customXml/itemProps2.xml><?xml version="1.0" encoding="utf-8"?>
-<ds:datastoreItem xmlns:ds="http://schemas.openxmlformats.org/officeDocument/2006/customXml" ds:itemID="{A1263FA0-B952-4770-A5A1-5D9FDEA26DBF}">
-  <ds:schemaRefs>
-    <ds:schemaRef ds:uri="http://schemas.microsoft.com/sharepoint/v3/contenttype/forms"/>
-  </ds:schemaRefs>
-</ds:datastoreItem>
-</file>
-
-<file path=customXml/itemProps3.xml><?xml version="1.0" encoding="utf-8"?>
-<ds:datastoreItem xmlns:ds="http://schemas.openxmlformats.org/officeDocument/2006/customXml" ds:itemID="{0A342706-51AB-4EF0-AC3B-7FF30BF1B6D8}">
-  <ds:schemaRefs>
-    <ds:schemaRef ds:uri="http://schemas.microsoft.com/office/2006/metadata/properties"/>
-    <ds:schemaRef ds:uri="http://schemas.microsoft.com/office/infopath/2007/PartnerControls"/>
-  </ds:schemaRefs>
-</ds:datastoreItem>
-</file>
-
 <file path=docMetadata/LabelInfo.xml><?xml version="1.0" encoding="utf-8"?>
 <clbl:labelList xmlns:clbl="http://schemas.microsoft.com/office/2020/mipLabelMetadata">
   <clbl:label id="{cfa792cf-7768-4341-8857-81754c2afa1f}" enabled="0" method="" siteId="{cfa792cf-7768-4341-8857-81754c2afa1f}" removed="1"/>
